--- a/PDF's/Blockchain.docx
+++ b/PDF's/Blockchain.docx
@@ -14,6 +14,7 @@
         <w:rPr>
           <w:rFonts w:ascii="Times New Roman" w:hAnsi="Times New Roman" w:cs="Times New Roman"/>
           <w:b/>
+          <w:noProof/>
           <w:sz w:val="40"/>
         </w:rPr>
         <w:drawing>
@@ -104,7 +105,25 @@
           <w:b/>
           <w:sz w:val="28"/>
         </w:rPr>
-        <w:t>A synopsis submitted to</w:t>
+        <w:t xml:space="preserve">A </w:t>
+      </w:r>
+      <w:bookmarkStart w:id="0" w:name="_GoBack"/>
+      <w:bookmarkEnd w:id="0"/>
+      <w:r>
+        <w:rPr>
+          <w:rFonts w:ascii="Times New Roman" w:hAnsi="Times New Roman" w:cs="Times New Roman"/>
+          <w:b/>
+          <w:sz w:val="28"/>
+        </w:rPr>
+        <w:t>Report</w:t>
+      </w:r>
+      <w:r>
+        <w:rPr>
+          <w:rFonts w:ascii="Times New Roman" w:hAnsi="Times New Roman" w:cs="Times New Roman"/>
+          <w:b/>
+          <w:sz w:val="28"/>
+        </w:rPr>
+        <w:t xml:space="preserve"> submitted to</w:t>
       </w:r>
     </w:p>
     <w:p>
@@ -1266,8 +1285,6 @@
         </w:rPr>
         <w:t>Proposed Title of Project:</w:t>
       </w:r>
-      <w:bookmarkStart w:id="0" w:name="_GoBack"/>
-      <w:bookmarkEnd w:id="0"/>
     </w:p>
     <w:p>
       <w:pPr>
@@ -15727,6 +15744,7 @@
   <w:style w:type="character" w:default="1" w:styleId="DefaultParagraphFont">
     <w:name w:val="Default Paragraph Font"/>
     <w:uiPriority w:val="1"/>
+    <w:semiHidden/>
     <w:unhideWhenUsed/>
   </w:style>
   <w:style w:type="table" w:default="1" w:styleId="TableNormal">
